--- a/site/files/Phase-Protocol-206-The Night Bank - Store the Enemy (Passive Lunar-Night Thermal Machine)- Gemini Protocols.docx
+++ b/site/files/Phase-Protocol-206-The Night Bank - Store the Enemy (Passive Lunar-Night Thermal Machine)- Gemini Protocols.docx
@@ -1027,7 +1027,7 @@
           <w:color w:val="1A1A1A"/>
           <w:szCs w:val="22"/>
         </w:rPr>
-        <w:t>First — the Night Bank now rides the Ship Construction volume as well as Highway &amp; Colonization and Earth Products: a ship making lunar stops is a ship that must hold operating temperature through the local night while parked, and the same dual-bank architecture applies docked or grounded. Recorded and done. Second — he is right, and the audit's own phrase "suppression-adjacent" is corrected on the record: the file does not merely neighbour fire safety, it carries a designed Earth fire family. The CO2 Firebreak Disc — the Shuffleboard Rule (a one-hand 4in x 1.5in disc, half a small extinguisher's CO2, pinwheel spin-venting, button-delayed release, that slides under the hot door and lets the heaviest honest gas in the box crawl where no firefighter can go — buying seconds on purpose). Phase 187, the M60-sized anti-fire weapon for the hot-door backdraft gamble. Phase 123, the Ballistic Bushfire Backburn Delivery — the split-stator track shrunk to a firefighting tool, launching retardant shells into bush fires, un-weaponized by design. The bulkhead doctrine pairing CO2 extinguisher with oxygen breather at every sealed compartment — recorded in-file as correct emergency chemistry. And the materials law: the self-extinguishing ceiling, proven by a hard 2-second open-flame LPG jet sweep at roughly 1,900-2,000 °C with zero sustained ignition, zero melt, zero off-gas — a bar the audit already found harsher than aviation's FAR 25.853 and NASA-STD-6001. Five designs, all seated, all his. So the correction is seated: Earth flame — designed, several, done. And the honest flag that remains is sharper, not weaker, for it: two of the family's core mechanisms are gravity mechanisms. The heavy-gas crawl is density stratification — at 0.16 g the crawl slows sixfold, and in microgravity it stops entirely (a flooding gas that no longer pools low does not spare the crew zone); the backburn shells fly ballistic arcs that reshaped gravity rewrites. The Moon-and-Mars version of the family is therefore not "bring the Earth tools" but re-derive the tools for partial gravity — exactly the redress pass this file was built for, with the materials ceiling transferring unchanged, because a self-extinguishing material does not care what planet it is on. Scoreboard line updated: fire safety — Earth family seated and corrected upward; partial-gravity derivation open as a named bench target.</w:t>
+        <w:t>First — the Night Bank now rides the Ship Construction volume as well as Highway &amp; Colonization and Earth Products: a ship making lunar stops is a ship that must hold operating temperature through the local night while parked, and the same dual-bank architecture applies docked or grounded. Recorded and done. Second — he is right, and the audit's own phrase "suppression-adjacent" is corrected on the record: the file does not merely neighbour fire safety, it carries a designed Earth fire family. The CO2 Firebreak Disc — the Shuffleboard Rule (a one-hand 4in x 1.5in disc, half a small extinguisher's CO2, pinwheel spin-venting, button-delayed release, that slides under the hot door and lets the heaviest honest gas in the box crawl where no firefighter can go — buying seconds on purpose). Phase 187, the M60-sized anti-fire weapon for the hot-door backdraft gamble. Phase 123, the Ballistic Bushfire Backburn Delivery — the split-stator track shrunk to a firefighting tool, launching retardant shells into bush fires, un-weaponized by design. The bulkhead doctrine pairing CO2 extinguisher with oxygen breather at every sealed compartment — recorded in-file as correct emergency chemistry. And the materials law: the self-extinguishing ceiling, proven by a hard 2-second open-flame LPG jet sweep at roughly 1,900-2,000 °C with zero sustained ignition, zero melt, zero off-gas — a bar the audit already found harsher than aviation's FAR 25.853 and NASA-STD-6001. Five designs, all seated, all his. So the correction is seated: Earth flame — designed, several, done. And the honest flag that remains is sharper, not weaker, for it: two of the family's core mechanisms are gravity mechanisms. The heavy-gas crawl is density stratification — at 0.16 g the crawl slows two-and-a-half-fold, and in microgravity it stops entirely (a flooding gas that no longer pools low does not spare the crew zone); the backburn shells fly ballistic arcs that reshaped gravity rewrites. The Moon-and-Mars version of the family is therefore not "bring the Earth tools" but re-derive the tools for partial gravity — exactly the redress pass this file was built for, with the materials ceiling transferring unchanged, because a self-extinguishing material does not care what planet it is on. Scoreboard line updated: fire safety — Earth family seated and corrected upward; partial-gravity derivation open as a named bench target.</w:t>
       </w:r>
     </w:p>
     <w:p>
